--- a/rapport de performance.docx
+++ b/rapport de performance.docx
@@ -55,8 +55,34 @@
       <w:r>
         <w:rPr>
           <w:b/>
-        </w:rPr>
-        <w:t>Nom de groupe : Groupe 37 - Agrimans</w:t>
+          <w:bCs/>
+          <w:lang w:val="fr-FR"/>
+        </w:rPr>
+        <w:t xml:space="preserve">Nom de </w:t>
+      </w:r>
+      <w:r>
+        <w:rPr>
+          <w:b/>
+          <w:bCs/>
+          <w:lang w:val="fr-FR"/>
+        </w:rPr>
+        <w:t>groupe</w:t>
+      </w:r>
+      <w:r>
+        <w:rPr>
+          <w:b/>
+          <w:bCs/>
+          <w:lang w:val="fr-FR"/>
+        </w:rPr>
+        <w:t xml:space="preserve"> : _________________________</w:t>
+      </w:r>
+      <w:r>
+        <w:rPr>
+          <w:b/>
+          <w:bCs/>
+          <w:lang w:val="fr-FR"/>
+        </w:rPr>
+        <w:t>____________________</w:t>
       </w:r>
     </w:p>
     <w:p>
@@ -255,7 +281,10 @@
         </w:rPr>
       </w:pPr>
       <w:r>
-        <w:t>Test 1 : commande php vendor/bin/phpstan analyse src --level=5</w:t>
+        <w:rPr>
+          <w:lang w:val="fr-FR"/>
+        </w:rPr>
+        <w:t>Test1</w:t>
       </w:r>
     </w:p>
     <w:p>
@@ -270,7 +299,10 @@
         </w:rPr>
       </w:pPr>
       <w:r>
-        <w:t>Test 2 : Plusieurs erreurs de types detectees (undefined variables, return types incorrects)</w:t>
+        <w:rPr>
+          <w:lang w:val="fr-FR"/>
+        </w:rPr>
+        <w:t>Test2</w:t>
       </w:r>
     </w:p>
     <w:p>
@@ -285,7 +317,10 @@
         </w:rPr>
       </w:pPr>
       <w:r>
-        <w:t>Voir capture : Symfony Profiler token 3d7cdc</w:t>
+        <w:rPr>
+          <w:lang w:val="fr-FR"/>
+        </w:rPr>
+        <w:t>...</w:t>
       </w:r>
     </w:p>
     <w:p>
@@ -318,7 +353,10 @@
         </w:rPr>
       </w:pPr>
       <w:r>
-        <w:t>Test 1 : Correction des erreurs de types dans les entites Symfony (Users, Equipment, Garage)</w:t>
+        <w:rPr>
+          <w:lang w:val="fr-FR"/>
+        </w:rPr>
+        <w:t>Test 1</w:t>
       </w:r>
     </w:p>
     <w:p>
@@ -333,7 +371,10 @@
         </w:rPr>
       </w:pPr>
       <w:r>
-        <w:t>Test 2 : Resultat attendu : 0 erreurs apres correction</w:t>
+        <w:rPr>
+          <w:lang w:val="fr-FR"/>
+        </w:rPr>
+        <w:t>Test 2</w:t>
       </w:r>
     </w:p>
     <w:p>
@@ -348,7 +389,10 @@
         </w:rPr>
       </w:pPr>
       <w:r>
-        <w:t>Voir capture : apres php bin/console cache:clear et relancement serveur</w:t>
+        <w:rPr>
+          <w:lang w:val="fr-FR"/>
+        </w:rPr>
+        <w:t>...</w:t>
       </w:r>
     </w:p>
     <w:p>
@@ -383,7 +427,10 @@
         </w:rPr>
       </w:pPr>
       <w:r>
-        <w:t>Test 1 : php bin/phpunit - Tests des entites (Animal, Garage, Equipment, User)</w:t>
+        <w:rPr>
+          <w:lang w:val="fr-FR"/>
+        </w:rPr>
+        <w:t>Test 1</w:t>
       </w:r>
     </w:p>
     <w:p>
@@ -398,7 +445,10 @@
         </w:rPr>
       </w:pPr>
       <w:r>
-        <w:t>Test 2 : OK (tous les tests passent) - voir Symfony_UnitTest.pdf</w:t>
+        <w:rPr>
+          <w:lang w:val="fr-FR"/>
+        </w:rPr>
+        <w:t>Test 2</w:t>
       </w:r>
     </w:p>
     <w:p>
@@ -413,7 +463,10 @@
         </w:rPr>
       </w:pPr>
       <w:r>
-        <w:t>Coverage : Services testes (StockAlertService, ChatbotService, etc.)</w:t>
+        <w:rPr>
+          <w:lang w:val="fr-FR"/>
+        </w:rPr>
+        <w:t>...</w:t>
       </w:r>
     </w:p>
     <w:p>
@@ -543,10 +596,10 @@
         <w:tblLook w:val="04A0" w:firstRow="1" w:lastRow="0" w:firstColumn="1" w:lastColumn="0" w:noHBand="0" w:noVBand="1"/>
       </w:tblPr>
       <w:tblGrid>
-        <w:gridCol w:w="3250"/>
-        <w:gridCol w:w="2980"/>
-        <w:gridCol w:w="2260"/>
-        <w:gridCol w:w="2500"/>
+        <w:gridCol w:w="1761"/>
+        <w:gridCol w:w="3139"/>
+        <w:gridCol w:w="2122"/>
+        <w:gridCol w:w="5952"/>
       </w:tblGrid>
       <w:tr>
         <w:trPr>
@@ -797,9 +850,20 @@
               </w:rPr>
             </w:pPr>
             <w:r>
-              <w:t>0 problemes N+1 detectes</w:t>
-              <w:br/>
-              <w:t>(Onglet Performance = 0 issues)</w:t>
+              <w:rPr>
+                <w:rFonts w:ascii="Times New Roman" w:hAnsi="Times New Roman" w:cs="Times New Roman"/>
+                <w:b/>
+                <w:bCs/>
+                <w:sz w:val="24"/>
+              </w:rPr>
+              <w:t>100 issues</w:t>
+            </w:r>
+            <w:r>
+              <w:rPr>
+                <w:rFonts w:ascii="Times New Roman" w:hAnsi="Times New Roman" w:cs="Times New Roman"/>
+                <w:sz w:val="24"/>
+              </w:rPr>
+              <w:t xml:space="preserve"> (9 Critical, 59 Warnings, 32 Info)</w:t>
             </w:r>
           </w:p>
         </w:tc>
@@ -817,9 +881,20 @@
               </w:rPr>
             </w:pPr>
             <w:r>
-              <w:t>0 problemes N+1</w:t>
-              <w:br/>
-              <w:t>(Aucune requete N+1 detectee)</w:t>
+              <w:rPr>
+                <w:rFonts w:ascii="Times New Roman" w:hAnsi="Times New Roman" w:cs="Times New Roman"/>
+                <w:b/>
+                <w:bCs/>
+                <w:sz w:val="24"/>
+              </w:rPr>
+              <w:t>97 issues</w:t>
+            </w:r>
+            <w:r>
+              <w:rPr>
+                <w:rFonts w:ascii="Times New Roman" w:hAnsi="Times New Roman" w:cs="Times New Roman"/>
+                <w:sz w:val="24"/>
+              </w:rPr>
+              <w:t xml:space="preserve"> (0 Critical, 59 Warnings, 38 Info)</w:t>
             </w:r>
           </w:p>
         </w:tc>
@@ -837,11 +912,116 @@
               </w:rPr>
             </w:pPr>
             <w:r>
-              <w:t>Capture profiler onglet Performance :</w:t>
-              <w:br/>
-              <w:t>'No performance issues detected'</w:t>
-              <w:br/>
-              <w:t>Token: 3d7cdc</w:t>
+              <w:rPr>
+                <w:rFonts w:ascii="Times New Roman" w:hAnsi="Times New Roman" w:cs="Times New Roman"/>
+                <w:noProof/>
+                <w:sz w:val="24"/>
+                <w:lang w:val="fr-FR"/>
+              </w:rPr>
+              <w:drawing>
+                <wp:inline distT="0" distB="0" distL="0" distR="0" wp14:anchorId="11C675D6" wp14:editId="39ADF9DA">
+                  <wp:extent cx="2531745" cy="385445"/>
+                  <wp:effectExtent l="0" t="0" r="1905" b="0"/>
+                  <wp:docPr id="1297128534" name="Image 5"/>
+                  <wp:cNvGraphicFramePr>
+                    <a:graphicFrameLocks xmlns:a="http://schemas.openxmlformats.org/drawingml/2006/main" noChangeAspect="1"/>
+                  </wp:cNvGraphicFramePr>
+                  <a:graphic xmlns:a="http://schemas.openxmlformats.org/drawingml/2006/main">
+                    <a:graphicData uri="http://schemas.openxmlformats.org/drawingml/2006/picture">
+                      <pic:pic xmlns:pic="http://schemas.openxmlformats.org/drawingml/2006/picture">
+                        <pic:nvPicPr>
+                          <pic:cNvPr id="0" name="Picture 4"/>
+                          <pic:cNvPicPr>
+                            <a:picLocks noChangeAspect="1" noChangeArrowheads="1"/>
+                          </pic:cNvPicPr>
+                        </pic:nvPicPr>
+                        <pic:blipFill>
+                          <a:blip r:embed="rId8" cstate="print">
+                            <a:extLst>
+                              <a:ext uri="{28A0092B-C50C-407E-A947-70E740481C1C}">
+                                <a14:useLocalDpi xmlns:a14="http://schemas.microsoft.com/office/drawing/2010/main" val="0"/>
+                              </a:ext>
+                            </a:extLst>
+                          </a:blip>
+                          <a:srcRect/>
+                          <a:stretch>
+                            <a:fillRect/>
+                          </a:stretch>
+                        </pic:blipFill>
+                        <pic:spPr bwMode="auto">
+                          <a:xfrm>
+                            <a:off x="0" y="0"/>
+                            <a:ext cx="2589803" cy="394284"/>
+                          </a:xfrm>
+                          <a:prstGeom prst="rect">
+                            <a:avLst/>
+                          </a:prstGeom>
+                          <a:noFill/>
+                          <a:ln>
+                            <a:noFill/>
+                          </a:ln>
+                        </pic:spPr>
+                      </pic:pic>
+                    </a:graphicData>
+                  </a:graphic>
+                </wp:inline>
+              </w:drawing>
+            </w:r>
+            <w:r>
+              <w:rPr>
+                <w:rFonts w:ascii="Times New Roman" w:hAnsi="Times New Roman" w:cs="Times New Roman"/>
+                <w:noProof/>
+                <w:sz w:val="24"/>
+                <w:lang w:val="fr-FR"/>
+              </w:rPr>
+              <w:drawing>
+                <wp:inline distT="0" distB="0" distL="0" distR="0" wp14:anchorId="63B10E10" wp14:editId="04E491B3">
+                  <wp:extent cx="2531745" cy="355397"/>
+                  <wp:effectExtent l="0" t="0" r="1905" b="6985"/>
+                  <wp:docPr id="849323040" name="Image 6"/>
+                  <wp:cNvGraphicFramePr>
+                    <a:graphicFrameLocks xmlns:a="http://schemas.openxmlformats.org/drawingml/2006/main" noChangeAspect="1"/>
+                  </wp:cNvGraphicFramePr>
+                  <a:graphic xmlns:a="http://schemas.openxmlformats.org/drawingml/2006/main">
+                    <a:graphicData uri="http://schemas.openxmlformats.org/drawingml/2006/picture">
+                      <pic:pic xmlns:pic="http://schemas.openxmlformats.org/drawingml/2006/picture">
+                        <pic:nvPicPr>
+                          <pic:cNvPr id="0" name="Picture 5"/>
+                          <pic:cNvPicPr>
+                            <a:picLocks noChangeAspect="1" noChangeArrowheads="1"/>
+                          </pic:cNvPicPr>
+                        </pic:nvPicPr>
+                        <pic:blipFill>
+                          <a:blip r:embed="rId9" cstate="print">
+                            <a:extLst>
+                              <a:ext uri="{28A0092B-C50C-407E-A947-70E740481C1C}">
+                                <a14:useLocalDpi xmlns:a14="http://schemas.microsoft.com/office/drawing/2010/main" val="0"/>
+                              </a:ext>
+                            </a:extLst>
+                          </a:blip>
+                          <a:srcRect/>
+                          <a:stretch>
+                            <a:fillRect/>
+                          </a:stretch>
+                        </pic:blipFill>
+                        <pic:spPr bwMode="auto">
+                          <a:xfrm>
+                            <a:off x="0" y="0"/>
+                            <a:ext cx="2632397" cy="369526"/>
+                          </a:xfrm>
+                          <a:prstGeom prst="rect">
+                            <a:avLst/>
+                          </a:prstGeom>
+                          <a:noFill/>
+                          <a:ln>
+                            <a:noFill/>
+                          </a:ln>
+                        </pic:spPr>
+                      </pic:pic>
+                    </a:graphicData>
+                  </a:graphic>
+                </wp:inline>
+              </w:drawing>
             </w:r>
           </w:p>
         </w:tc>
@@ -891,24 +1071,340 @@
               </w:rPr>
             </w:pPr>
             <w:r>
-              <w:t>AVANT : 100 issues totaux</w:t>
-              <w:br/>
-              <w:t>- Critical : 9</w:t>
-              <w:br/>
-              <w:t>- Warnings : 59</w:t>
-              <w:br/>
-              <w:t>- Info : 32</w:t>
-              <w:br/>
-              <w:br/>
-              <w:t>Problemes principaux :</w:t>
-              <w:br/>
-              <w:t>1. Integrity (92) : cascade=remove sur ManyToMany</w:t>
-              <w:br/>
-              <w:t xml:space="preserve">   (Users-&gt;carts supprime les Cart lies)</w:t>
-              <w:br/>
-              <w:t>2. Configuration (8) : Timezone mismatch</w:t>
-              <w:br/>
-              <w:t xml:space="preserve">   MySQL=Africa/Lagos, PHP=Europe/Berlin</w:t>
+              <w:rPr>
+                <w:rFonts w:ascii="Times New Roman" w:hAnsi="Times New Roman" w:cs="Times New Roman"/>
+                <w:sz w:val="24"/>
+                <w:lang w:val="fr-FR"/>
+              </w:rPr>
+              <w:t xml:space="preserve">INTEGRITY : </w:t>
+            </w:r>
+            <w:proofErr w:type="spellStart"/>
+            <w:r>
+              <w:rPr>
+                <w:rFonts w:ascii="Times New Roman" w:hAnsi="Times New Roman" w:cs="Times New Roman"/>
+                <w:sz w:val="24"/>
+                <w:lang w:val="fr-FR"/>
+              </w:rPr>
+              <w:t>Float</w:t>
+            </w:r>
+            <w:proofErr w:type="spellEnd"/>
+            <w:r>
+              <w:rPr>
+                <w:rFonts w:ascii="Times New Roman" w:hAnsi="Times New Roman" w:cs="Times New Roman"/>
+                <w:sz w:val="24"/>
+                <w:lang w:val="fr-FR"/>
+              </w:rPr>
+              <w:t xml:space="preserve"> </w:t>
+            </w:r>
+            <w:proofErr w:type="spellStart"/>
+            <w:r>
+              <w:rPr>
+                <w:rFonts w:ascii="Times New Roman" w:hAnsi="Times New Roman" w:cs="Times New Roman"/>
+                <w:sz w:val="24"/>
+                <w:lang w:val="fr-FR"/>
+              </w:rPr>
+              <w:t>Used</w:t>
+            </w:r>
+            <w:proofErr w:type="spellEnd"/>
+            <w:r>
+              <w:rPr>
+                <w:rFonts w:ascii="Times New Roman" w:hAnsi="Times New Roman" w:cs="Times New Roman"/>
+                <w:sz w:val="24"/>
+                <w:lang w:val="fr-FR"/>
+              </w:rPr>
+              <w:t xml:space="preserve"> for Money (</w:t>
+            </w:r>
+            <w:proofErr w:type="gramStart"/>
+            <w:r>
+              <w:rPr>
+                <w:rFonts w:ascii="Times New Roman" w:hAnsi="Times New Roman" w:cs="Times New Roman"/>
+                <w:sz w:val="24"/>
+                <w:lang w:val="fr-FR"/>
+              </w:rPr>
+              <w:t>Nourriture::</w:t>
+            </w:r>
+            <w:proofErr w:type="gramEnd"/>
+            <w:r>
+              <w:rPr>
+                <w:rFonts w:ascii="Times New Roman" w:hAnsi="Times New Roman" w:cs="Times New Roman"/>
+                <w:sz w:val="24"/>
+                <w:lang w:val="fr-FR"/>
+              </w:rPr>
+              <w:t>$</w:t>
+            </w:r>
+            <w:proofErr w:type="spellStart"/>
+            <w:r>
+              <w:rPr>
+                <w:rFonts w:ascii="Times New Roman" w:hAnsi="Times New Roman" w:cs="Times New Roman"/>
+                <w:sz w:val="24"/>
+                <w:lang w:val="fr-FR"/>
+              </w:rPr>
+              <w:t>cost</w:t>
+            </w:r>
+            <w:proofErr w:type="spellEnd"/>
+            <w:r>
+              <w:rPr>
+                <w:rFonts w:ascii="Times New Roman" w:hAnsi="Times New Roman" w:cs="Times New Roman"/>
+                <w:sz w:val="24"/>
+                <w:lang w:val="fr-FR"/>
+              </w:rPr>
+              <w:t xml:space="preserve">, </w:t>
+            </w:r>
+            <w:proofErr w:type="spellStart"/>
+            <w:proofErr w:type="gramStart"/>
+            <w:r>
+              <w:rPr>
+                <w:rFonts w:ascii="Times New Roman" w:hAnsi="Times New Roman" w:cs="Times New Roman"/>
+                <w:sz w:val="24"/>
+                <w:lang w:val="fr-FR"/>
+              </w:rPr>
+              <w:t>Order</w:t>
+            </w:r>
+            <w:proofErr w:type="spellEnd"/>
+            <w:r>
+              <w:rPr>
+                <w:rFonts w:ascii="Times New Roman" w:hAnsi="Times New Roman" w:cs="Times New Roman"/>
+                <w:sz w:val="24"/>
+                <w:lang w:val="fr-FR"/>
+              </w:rPr>
+              <w:t>::</w:t>
+            </w:r>
+            <w:proofErr w:type="gramEnd"/>
+            <w:r>
+              <w:rPr>
+                <w:rFonts w:ascii="Times New Roman" w:hAnsi="Times New Roman" w:cs="Times New Roman"/>
+                <w:sz w:val="24"/>
+                <w:lang w:val="fr-FR"/>
+              </w:rPr>
+              <w:t>$</w:t>
+            </w:r>
+            <w:proofErr w:type="spellStart"/>
+            <w:r>
+              <w:rPr>
+                <w:rFonts w:ascii="Times New Roman" w:hAnsi="Times New Roman" w:cs="Times New Roman"/>
+                <w:sz w:val="24"/>
+                <w:lang w:val="fr-FR"/>
+              </w:rPr>
+              <w:t>total_amount</w:t>
+            </w:r>
+            <w:proofErr w:type="spellEnd"/>
+            <w:r>
+              <w:rPr>
+                <w:rFonts w:ascii="Times New Roman" w:hAnsi="Times New Roman" w:cs="Times New Roman"/>
+                <w:sz w:val="24"/>
+                <w:lang w:val="fr-FR"/>
+              </w:rPr>
+              <w:t xml:space="preserve">, </w:t>
+            </w:r>
+            <w:proofErr w:type="spellStart"/>
+            <w:proofErr w:type="gramStart"/>
+            <w:r>
+              <w:rPr>
+                <w:rFonts w:ascii="Times New Roman" w:hAnsi="Times New Roman" w:cs="Times New Roman"/>
+                <w:sz w:val="24"/>
+                <w:lang w:val="fr-FR"/>
+              </w:rPr>
+              <w:t>OrderItem</w:t>
+            </w:r>
+            <w:proofErr w:type="spellEnd"/>
+            <w:r>
+              <w:rPr>
+                <w:rFonts w:ascii="Times New Roman" w:hAnsi="Times New Roman" w:cs="Times New Roman"/>
+                <w:sz w:val="24"/>
+                <w:lang w:val="fr-FR"/>
+              </w:rPr>
+              <w:t>::</w:t>
+            </w:r>
+            <w:proofErr w:type="gramEnd"/>
+            <w:r>
+              <w:rPr>
+                <w:rFonts w:ascii="Times New Roman" w:hAnsi="Times New Roman" w:cs="Times New Roman"/>
+                <w:sz w:val="24"/>
+                <w:lang w:val="fr-FR"/>
+              </w:rPr>
+              <w:t>$</w:t>
+            </w:r>
+            <w:proofErr w:type="spellStart"/>
+            <w:r>
+              <w:rPr>
+                <w:rFonts w:ascii="Times New Roman" w:hAnsi="Times New Roman" w:cs="Times New Roman"/>
+                <w:sz w:val="24"/>
+                <w:lang w:val="fr-FR"/>
+              </w:rPr>
+              <w:t>price_at_purchase</w:t>
+            </w:r>
+            <w:proofErr w:type="spellEnd"/>
+            <w:r>
+              <w:rPr>
+                <w:rFonts w:ascii="Times New Roman" w:hAnsi="Times New Roman" w:cs="Times New Roman"/>
+                <w:sz w:val="24"/>
+                <w:lang w:val="fr-FR"/>
+              </w:rPr>
+              <w:t xml:space="preserve">, </w:t>
+            </w:r>
+            <w:proofErr w:type="gramStart"/>
+            <w:r>
+              <w:rPr>
+                <w:rFonts w:ascii="Times New Roman" w:hAnsi="Times New Roman" w:cs="Times New Roman"/>
+                <w:sz w:val="24"/>
+                <w:lang w:val="fr-FR"/>
+              </w:rPr>
+              <w:t>Product::</w:t>
+            </w:r>
+            <w:proofErr w:type="gramEnd"/>
+            <w:r>
+              <w:rPr>
+                <w:rFonts w:ascii="Times New Roman" w:hAnsi="Times New Roman" w:cs="Times New Roman"/>
+                <w:sz w:val="24"/>
+                <w:lang w:val="fr-FR"/>
+              </w:rPr>
+              <w:t>$</w:t>
+            </w:r>
+            <w:proofErr w:type="spellStart"/>
+            <w:r>
+              <w:rPr>
+                <w:rFonts w:ascii="Times New Roman" w:hAnsi="Times New Roman" w:cs="Times New Roman"/>
+                <w:sz w:val="24"/>
+                <w:lang w:val="fr-FR"/>
+              </w:rPr>
+              <w:t>price</w:t>
+            </w:r>
+            <w:proofErr w:type="spellEnd"/>
+            <w:r>
+              <w:rPr>
+                <w:rFonts w:ascii="Times New Roman" w:hAnsi="Times New Roman" w:cs="Times New Roman"/>
+                <w:sz w:val="24"/>
+                <w:lang w:val="fr-FR"/>
+              </w:rPr>
+              <w:t xml:space="preserve">, </w:t>
+            </w:r>
+            <w:proofErr w:type="spellStart"/>
+            <w:proofErr w:type="gramStart"/>
+            <w:r>
+              <w:rPr>
+                <w:rFonts w:ascii="Times New Roman" w:hAnsi="Times New Roman" w:cs="Times New Roman"/>
+                <w:sz w:val="24"/>
+                <w:lang w:val="fr-FR"/>
+              </w:rPr>
+              <w:t>ProductBundle</w:t>
+            </w:r>
+            <w:proofErr w:type="spellEnd"/>
+            <w:r>
+              <w:rPr>
+                <w:rFonts w:ascii="Times New Roman" w:hAnsi="Times New Roman" w:cs="Times New Roman"/>
+                <w:sz w:val="24"/>
+                <w:lang w:val="fr-FR"/>
+              </w:rPr>
+              <w:t>::</w:t>
+            </w:r>
+            <w:proofErr w:type="gramEnd"/>
+            <w:r>
+              <w:rPr>
+                <w:rFonts w:ascii="Times New Roman" w:hAnsi="Times New Roman" w:cs="Times New Roman"/>
+                <w:sz w:val="24"/>
+                <w:lang w:val="fr-FR"/>
+              </w:rPr>
+              <w:t>$</w:t>
+            </w:r>
+            <w:proofErr w:type="spellStart"/>
+            <w:r>
+              <w:rPr>
+                <w:rFonts w:ascii="Times New Roman" w:hAnsi="Times New Roman" w:cs="Times New Roman"/>
+                <w:sz w:val="24"/>
+                <w:lang w:val="fr-FR"/>
+              </w:rPr>
+              <w:t>originalPrice</w:t>
+            </w:r>
+            <w:proofErr w:type="spellEnd"/>
+            <w:r>
+              <w:rPr>
+                <w:rFonts w:ascii="Times New Roman" w:hAnsi="Times New Roman" w:cs="Times New Roman"/>
+                <w:sz w:val="24"/>
+                <w:lang w:val="fr-FR"/>
+              </w:rPr>
+              <w:t xml:space="preserve">, </w:t>
+            </w:r>
+            <w:proofErr w:type="spellStart"/>
+            <w:proofErr w:type="gramStart"/>
+            <w:r>
+              <w:rPr>
+                <w:rFonts w:ascii="Times New Roman" w:hAnsi="Times New Roman" w:cs="Times New Roman"/>
+                <w:sz w:val="24"/>
+                <w:lang w:val="fr-FR"/>
+              </w:rPr>
+              <w:t>ProductBundle</w:t>
+            </w:r>
+            <w:proofErr w:type="spellEnd"/>
+            <w:r>
+              <w:rPr>
+                <w:rFonts w:ascii="Times New Roman" w:hAnsi="Times New Roman" w:cs="Times New Roman"/>
+                <w:sz w:val="24"/>
+                <w:lang w:val="fr-FR"/>
+              </w:rPr>
+              <w:t>::</w:t>
+            </w:r>
+            <w:proofErr w:type="gramEnd"/>
+            <w:r>
+              <w:rPr>
+                <w:rFonts w:ascii="Times New Roman" w:hAnsi="Times New Roman" w:cs="Times New Roman"/>
+                <w:sz w:val="24"/>
+                <w:lang w:val="fr-FR"/>
+              </w:rPr>
+              <w:t>$</w:t>
+            </w:r>
+            <w:proofErr w:type="spellStart"/>
+            <w:r>
+              <w:rPr>
+                <w:rFonts w:ascii="Times New Roman" w:hAnsi="Times New Roman" w:cs="Times New Roman"/>
+                <w:sz w:val="24"/>
+                <w:lang w:val="fr-FR"/>
+              </w:rPr>
+              <w:t>bundlePrice</w:t>
+            </w:r>
+            <w:proofErr w:type="spellEnd"/>
+            <w:r>
+              <w:rPr>
+                <w:rFonts w:ascii="Times New Roman" w:hAnsi="Times New Roman" w:cs="Times New Roman"/>
+                <w:sz w:val="24"/>
+                <w:lang w:val="fr-FR"/>
+              </w:rPr>
+              <w:t xml:space="preserve">) ; Missing </w:t>
+            </w:r>
+            <w:proofErr w:type="spellStart"/>
+            <w:r>
+              <w:rPr>
+                <w:rFonts w:ascii="Times New Roman" w:hAnsi="Times New Roman" w:cs="Times New Roman"/>
+                <w:sz w:val="24"/>
+                <w:lang w:val="fr-FR"/>
+              </w:rPr>
+              <w:t>orphanRemoval</w:t>
+            </w:r>
+            <w:proofErr w:type="spellEnd"/>
+            <w:r>
+              <w:rPr>
+                <w:rFonts w:ascii="Times New Roman" w:hAnsi="Times New Roman" w:cs="Times New Roman"/>
+                <w:sz w:val="24"/>
+                <w:lang w:val="fr-FR"/>
+              </w:rPr>
+              <w:t xml:space="preserve"> sur App\</w:t>
+            </w:r>
+            <w:proofErr w:type="spellStart"/>
+            <w:r>
+              <w:rPr>
+                <w:rFonts w:ascii="Times New Roman" w:hAnsi="Times New Roman" w:cs="Times New Roman"/>
+                <w:sz w:val="24"/>
+                <w:lang w:val="fr-FR"/>
+              </w:rPr>
+              <w:t>Entity</w:t>
+            </w:r>
+            <w:proofErr w:type="spellEnd"/>
+            <w:r>
+              <w:rPr>
+                <w:rFonts w:ascii="Times New Roman" w:hAnsi="Times New Roman" w:cs="Times New Roman"/>
+                <w:sz w:val="24"/>
+                <w:lang w:val="fr-FR"/>
+              </w:rPr>
+              <w:t>\Cart (champ items)</w:t>
             </w:r>
           </w:p>
         </w:tc>
@@ -925,19 +1421,102 @@
               </w:rPr>
             </w:pPr>
             <w:r>
-              <w:t>APRES corrections :</w:t>
-              <w:br/>
-              <w:t>1. Supprimer cascade=[remove] des relations ManyToMany</w:t>
-              <w:br/>
-              <w:t xml:space="preserve">   dans Users.php : champ carts</w:t>
-              <w:br/>
-              <w:t>2. Corriger timezone dans config/packages/doctrine.yaml:</w:t>
-              <w:br/>
-              <w:t xml:space="preserve">   options: { 1002: SET time_zone=+01:00 }</w:t>
-              <w:br/>
-              <w:t>3. php bin/console cache:clear</w:t>
-              <w:br/>
-              <w:t>-&gt; Nombre d'issues reduit</w:t>
+              <w:rPr>
+                <w:rFonts w:ascii="Times New Roman" w:hAnsi="Times New Roman" w:cs="Times New Roman"/>
+                <w:sz w:val="24"/>
+                <w:lang w:val="fr-FR"/>
+              </w:rPr>
+              <w:t xml:space="preserve">Remplacement des types </w:t>
+            </w:r>
+            <w:proofErr w:type="spellStart"/>
+            <w:r>
+              <w:rPr>
+                <w:rFonts w:ascii="Times New Roman" w:hAnsi="Times New Roman" w:cs="Times New Roman"/>
+                <w:sz w:val="24"/>
+                <w:lang w:val="fr-FR"/>
+              </w:rPr>
+              <w:t>float</w:t>
+            </w:r>
+            <w:proofErr w:type="spellEnd"/>
+            <w:r>
+              <w:rPr>
+                <w:rFonts w:ascii="Times New Roman" w:hAnsi="Times New Roman" w:cs="Times New Roman"/>
+                <w:sz w:val="24"/>
+                <w:lang w:val="fr-FR"/>
+              </w:rPr>
+              <w:t xml:space="preserve">/double par </w:t>
+            </w:r>
+            <w:proofErr w:type="spellStart"/>
+            <w:r>
+              <w:rPr>
+                <w:rFonts w:ascii="Times New Roman" w:hAnsi="Times New Roman" w:cs="Times New Roman"/>
+                <w:sz w:val="24"/>
+                <w:lang w:val="fr-FR"/>
+              </w:rPr>
+              <w:t>decimal</w:t>
+            </w:r>
+            <w:proofErr w:type="spellEnd"/>
+            <w:r>
+              <w:rPr>
+                <w:rFonts w:ascii="Times New Roman" w:hAnsi="Times New Roman" w:cs="Times New Roman"/>
+                <w:sz w:val="24"/>
+                <w:lang w:val="fr-FR"/>
+              </w:rPr>
+              <w:t xml:space="preserve"> (string) pour les champs monétaires ; ajout de </w:t>
+            </w:r>
+            <w:proofErr w:type="spellStart"/>
+            <w:r>
+              <w:rPr>
+                <w:rFonts w:ascii="Times New Roman" w:hAnsi="Times New Roman" w:cs="Times New Roman"/>
+                <w:sz w:val="24"/>
+                <w:lang w:val="fr-FR"/>
+              </w:rPr>
+              <w:t>orphanRemoval</w:t>
+            </w:r>
+            <w:proofErr w:type="spellEnd"/>
+            <w:r>
+              <w:rPr>
+                <w:rFonts w:ascii="Times New Roman" w:hAnsi="Times New Roman" w:cs="Times New Roman"/>
+                <w:sz w:val="24"/>
+                <w:lang w:val="fr-FR"/>
+              </w:rPr>
+              <w:t>=</w:t>
+            </w:r>
+            <w:proofErr w:type="spellStart"/>
+            <w:r>
+              <w:rPr>
+                <w:rFonts w:ascii="Times New Roman" w:hAnsi="Times New Roman" w:cs="Times New Roman"/>
+                <w:sz w:val="24"/>
+                <w:lang w:val="fr-FR"/>
+              </w:rPr>
+              <w:t>true</w:t>
+            </w:r>
+            <w:proofErr w:type="spellEnd"/>
+            <w:r>
+              <w:rPr>
+                <w:rFonts w:ascii="Times New Roman" w:hAnsi="Times New Roman" w:cs="Times New Roman"/>
+                <w:sz w:val="24"/>
+                <w:lang w:val="fr-FR"/>
+              </w:rPr>
+              <w:t xml:space="preserve"> sur la relation </w:t>
+            </w:r>
+            <w:proofErr w:type="gramStart"/>
+            <w:r>
+              <w:rPr>
+                <w:rFonts w:ascii="Times New Roman" w:hAnsi="Times New Roman" w:cs="Times New Roman"/>
+                <w:sz w:val="24"/>
+                <w:lang w:val="fr-FR"/>
+              </w:rPr>
+              <w:t>Cart::</w:t>
+            </w:r>
+            <w:proofErr w:type="gramEnd"/>
+            <w:r>
+              <w:rPr>
+                <w:rFonts w:ascii="Times New Roman" w:hAnsi="Times New Roman" w:cs="Times New Roman"/>
+                <w:sz w:val="24"/>
+                <w:lang w:val="fr-FR"/>
+              </w:rPr>
+              <w:t>items</w:t>
             </w:r>
           </w:p>
         </w:tc>
@@ -954,13 +1533,169 @@
               </w:rPr>
             </w:pPr>
             <w:r>
-              <w:t>Captures Doctrine Doctor profiler</w:t>
-              <w:br/>
-              <w:t>Token : 3d7cdc</w:t>
-              <w:br/>
-              <w:t>URL : 127.0.0.1:8000/_profiler/3d7cdc?panel=doctrine_doctor</w:t>
-              <w:br/>
-              <w:t>Onglets : Integrity (92), Configuration (8)</w:t>
+              <w:rPr>
+                <w:rFonts w:ascii="Times New Roman" w:hAnsi="Times New Roman" w:cs="Times New Roman"/>
+                <w:noProof/>
+                <w:sz w:val="24"/>
+              </w:rPr>
+              <w:drawing>
+                <wp:inline distT="0" distB="0" distL="0" distR="0" wp14:anchorId="25C4707F" wp14:editId="21D9C02B">
+                  <wp:extent cx="3688080" cy="2842071"/>
+                  <wp:effectExtent l="0" t="0" r="7620" b="0"/>
+                  <wp:docPr id="1207953585" name="Image 7"/>
+                  <wp:cNvGraphicFramePr>
+                    <a:graphicFrameLocks xmlns:a="http://schemas.openxmlformats.org/drawingml/2006/main" noChangeAspect="1"/>
+                  </wp:cNvGraphicFramePr>
+                  <a:graphic xmlns:a="http://schemas.openxmlformats.org/drawingml/2006/main">
+                    <a:graphicData uri="http://schemas.openxmlformats.org/drawingml/2006/picture">
+                      <pic:pic xmlns:pic="http://schemas.openxmlformats.org/drawingml/2006/picture">
+                        <pic:nvPicPr>
+                          <pic:cNvPr id="0" name="Picture 6"/>
+                          <pic:cNvPicPr>
+                            <a:picLocks noChangeAspect="1" noChangeArrowheads="1"/>
+                          </pic:cNvPicPr>
+                        </pic:nvPicPr>
+                        <pic:blipFill>
+                          <a:blip r:embed="rId10" cstate="print">
+                            <a:extLst>
+                              <a:ext uri="{28A0092B-C50C-407E-A947-70E740481C1C}">
+                                <a14:useLocalDpi xmlns:a14="http://schemas.microsoft.com/office/drawing/2010/main" val="0"/>
+                              </a:ext>
+                            </a:extLst>
+                          </a:blip>
+                          <a:srcRect/>
+                          <a:stretch>
+                            <a:fillRect/>
+                          </a:stretch>
+                        </pic:blipFill>
+                        <pic:spPr bwMode="auto">
+                          <a:xfrm>
+                            <a:off x="0" y="0"/>
+                            <a:ext cx="3779557" cy="2912564"/>
+                          </a:xfrm>
+                          <a:prstGeom prst="rect">
+                            <a:avLst/>
+                          </a:prstGeom>
+                          <a:noFill/>
+                          <a:ln>
+                            <a:noFill/>
+                          </a:ln>
+                        </pic:spPr>
+                      </pic:pic>
+                    </a:graphicData>
+                  </a:graphic>
+                </wp:inline>
+              </w:drawing>
+            </w:r>
+            <w:r>
+              <w:rPr>
+                <w:rFonts w:ascii="Times New Roman" w:hAnsi="Times New Roman" w:cs="Times New Roman"/>
+                <w:noProof/>
+                <w:sz w:val="24"/>
+              </w:rPr>
+              <w:drawing>
+                <wp:inline distT="0" distB="0" distL="0" distR="0" wp14:anchorId="2DC7DE98" wp14:editId="6E429185">
+                  <wp:extent cx="3719732" cy="3489960"/>
+                  <wp:effectExtent l="0" t="0" r="0" b="0"/>
+                  <wp:docPr id="1143702381" name="Image 8"/>
+                  <wp:cNvGraphicFramePr>
+                    <a:graphicFrameLocks xmlns:a="http://schemas.openxmlformats.org/drawingml/2006/main" noChangeAspect="1"/>
+                  </wp:cNvGraphicFramePr>
+                  <a:graphic xmlns:a="http://schemas.openxmlformats.org/drawingml/2006/main">
+                    <a:graphicData uri="http://schemas.openxmlformats.org/drawingml/2006/picture">
+                      <pic:pic xmlns:pic="http://schemas.openxmlformats.org/drawingml/2006/picture">
+                        <pic:nvPicPr>
+                          <pic:cNvPr id="0" name="Picture 7"/>
+                          <pic:cNvPicPr>
+                            <a:picLocks noChangeAspect="1" noChangeArrowheads="1"/>
+                          </pic:cNvPicPr>
+                        </pic:nvPicPr>
+                        <pic:blipFill>
+                          <a:blip r:embed="rId11">
+                            <a:extLst>
+                              <a:ext uri="{28A0092B-C50C-407E-A947-70E740481C1C}">
+                                <a14:useLocalDpi xmlns:a14="http://schemas.microsoft.com/office/drawing/2010/main" val="0"/>
+                              </a:ext>
+                            </a:extLst>
+                          </a:blip>
+                          <a:srcRect/>
+                          <a:stretch>
+                            <a:fillRect/>
+                          </a:stretch>
+                        </pic:blipFill>
+                        <pic:spPr bwMode="auto">
+                          <a:xfrm>
+                            <a:off x="0" y="0"/>
+                            <a:ext cx="3738390" cy="3507465"/>
+                          </a:xfrm>
+                          <a:prstGeom prst="rect">
+                            <a:avLst/>
+                          </a:prstGeom>
+                          <a:noFill/>
+                          <a:ln>
+                            <a:noFill/>
+                          </a:ln>
+                        </pic:spPr>
+                      </pic:pic>
+                    </a:graphicData>
+                  </a:graphic>
+                </wp:inline>
+              </w:drawing>
+            </w:r>
+            <w:r>
+              <w:rPr>
+                <w:rFonts w:ascii="Times New Roman" w:hAnsi="Times New Roman" w:cs="Times New Roman"/>
+                <w:noProof/>
+                <w:sz w:val="24"/>
+              </w:rPr>
+              <w:drawing>
+                <wp:inline distT="0" distB="0" distL="0" distR="0" wp14:anchorId="59C78CAB" wp14:editId="421E5CC5">
+                  <wp:extent cx="3700992" cy="911219"/>
+                  <wp:effectExtent l="0" t="0" r="0" b="3810"/>
+                  <wp:docPr id="583274597" name="Image 9"/>
+                  <wp:cNvGraphicFramePr>
+                    <a:graphicFrameLocks xmlns:a="http://schemas.openxmlformats.org/drawingml/2006/main" noChangeAspect="1"/>
+                  </wp:cNvGraphicFramePr>
+                  <a:graphic xmlns:a="http://schemas.openxmlformats.org/drawingml/2006/main">
+                    <a:graphicData uri="http://schemas.openxmlformats.org/drawingml/2006/picture">
+                      <pic:pic xmlns:pic="http://schemas.openxmlformats.org/drawingml/2006/picture">
+                        <pic:nvPicPr>
+                          <pic:cNvPr id="0" name="Picture 8"/>
+                          <pic:cNvPicPr>
+                            <a:picLocks noChangeAspect="1" noChangeArrowheads="1"/>
+                          </pic:cNvPicPr>
+                        </pic:nvPicPr>
+                        <pic:blipFill>
+                          <a:blip r:embed="rId12" cstate="print">
+                            <a:extLst>
+                              <a:ext uri="{28A0092B-C50C-407E-A947-70E740481C1C}">
+                                <a14:useLocalDpi xmlns:a14="http://schemas.microsoft.com/office/drawing/2010/main" val="0"/>
+                              </a:ext>
+                            </a:extLst>
+                          </a:blip>
+                          <a:srcRect/>
+                          <a:stretch>
+                            <a:fillRect/>
+                          </a:stretch>
+                        </pic:blipFill>
+                        <pic:spPr bwMode="auto">
+                          <a:xfrm>
+                            <a:off x="0" y="0"/>
+                            <a:ext cx="3795375" cy="934457"/>
+                          </a:xfrm>
+                          <a:prstGeom prst="rect">
+                            <a:avLst/>
+                          </a:prstGeom>
+                          <a:noFill/>
+                          <a:ln>
+                            <a:noFill/>
+                          </a:ln>
+                        </pic:spPr>
+                      </pic:pic>
+                    </a:graphicData>
+                  </a:graphic>
+                </wp:inline>
+              </w:drawing>
             </w:r>
           </w:p>
         </w:tc>
@@ -985,6 +1720,7 @@
           <w:bCs/>
           <w:lang w:val="fr-FR"/>
         </w:rPr>
+        <w:lastRenderedPageBreak/>
         <w:t>Complétez le tableau suivant</w:t>
       </w:r>
     </w:p>
@@ -1010,10 +1746,10 @@
         <w:tblLook w:val="04A0" w:firstRow="1" w:lastRow="0" w:firstColumn="1" w:lastColumn="0" w:noHBand="0" w:noVBand="1"/>
       </w:tblPr>
       <w:tblGrid>
-        <w:gridCol w:w="3500"/>
-        <w:gridCol w:w="2640"/>
-        <w:gridCol w:w="2350"/>
-        <w:gridCol w:w="2500"/>
+        <w:gridCol w:w="2743"/>
+        <w:gridCol w:w="2173"/>
+        <w:gridCol w:w="1989"/>
+        <w:gridCol w:w="4085"/>
       </w:tblGrid>
       <w:tr>
         <w:trPr>
@@ -1252,16 +1988,21 @@
               </w:rPr>
             </w:pPr>
             <w:r>
-              <w:t>AVANT : ~3032 ms (moyenne de 3 mesures)</w:t>
-              <w:br/>
-              <w:t>- Mesure 1 : 3611.8 ms</w:t>
-              <w:br/>
-              <w:t>- Mesure 2 : 2837.1 ms</w:t>
-              <w:br/>
-              <w:t>- Mesure 3 : 2648.2 ms</w:t>
-              <w:br/>
-              <w:t>(mode dev, profiler overhead: 1625 ms)</w:t>
-            </w:r>
+              <w:rPr>
+                <w:rFonts w:ascii="Times New Roman" w:hAnsi="Times New Roman" w:cs="Times New Roman"/>
+                <w:sz w:val="24"/>
+              </w:rPr>
+              <w:t xml:space="preserve">11 123,90 </w:t>
+            </w:r>
+            <w:proofErr w:type="spellStart"/>
+            <w:r>
+              <w:rPr>
+                <w:rFonts w:ascii="Times New Roman" w:hAnsi="Times New Roman" w:cs="Times New Roman"/>
+                <w:sz w:val="24"/>
+              </w:rPr>
+              <w:t>ms</w:t>
+            </w:r>
+            <w:proofErr w:type="spellEnd"/>
           </w:p>
         </w:tc>
         <w:tc>
@@ -1278,14 +2019,21 @@
               </w:rPr>
             </w:pPr>
             <w:r>
-              <w:t>APRES : ~800-1200 ms (estime)</w:t>
-              <w:br/>
-              <w:t>Apres correction timezone +</w:t>
-              <w:br/>
-              <w:t>suppression cascade ManyToMany</w:t>
-              <w:br/>
-              <w:t>Profiler overhead reduit</w:t>
-            </w:r>
+              <w:rPr>
+                <w:rFonts w:ascii="Times New Roman" w:hAnsi="Times New Roman" w:cs="Times New Roman"/>
+                <w:sz w:val="24"/>
+              </w:rPr>
+              <w:t xml:space="preserve">2 454,60 </w:t>
+            </w:r>
+            <w:proofErr w:type="spellStart"/>
+            <w:r>
+              <w:rPr>
+                <w:rFonts w:ascii="Times New Roman" w:hAnsi="Times New Roman" w:cs="Times New Roman"/>
+                <w:sz w:val="24"/>
+              </w:rPr>
+              <w:t>ms</w:t>
+            </w:r>
+            <w:proofErr w:type="spellEnd"/>
           </w:p>
         </w:tc>
         <w:tc>
@@ -1302,11 +2050,116 @@
               </w:rPr>
             </w:pPr>
             <w:r>
-              <w:t>Mesures Python urllib.request</w:t>
-              <w:br/>
-              <w:t>3611ms / 2837ms / 2648ms</w:t>
-              <w:br/>
-              <w:t>Capture navigateur + Dev Tools</w:t>
+              <w:rPr>
+                <w:rFonts w:ascii="Times New Roman" w:hAnsi="Times New Roman" w:cs="Times New Roman"/>
+                <w:noProof/>
+                <w:sz w:val="24"/>
+                <w:lang w:val="fr-FR"/>
+              </w:rPr>
+              <w:drawing>
+                <wp:inline distT="0" distB="0" distL="0" distR="0" wp14:anchorId="342958B8" wp14:editId="313D69A1">
+                  <wp:extent cx="2531745" cy="385445"/>
+                  <wp:effectExtent l="0" t="0" r="1905" b="0"/>
+                  <wp:docPr id="1979333041" name="Image 5"/>
+                  <wp:cNvGraphicFramePr>
+                    <a:graphicFrameLocks xmlns:a="http://schemas.openxmlformats.org/drawingml/2006/main" noChangeAspect="1"/>
+                  </wp:cNvGraphicFramePr>
+                  <a:graphic xmlns:a="http://schemas.openxmlformats.org/drawingml/2006/main">
+                    <a:graphicData uri="http://schemas.openxmlformats.org/drawingml/2006/picture">
+                      <pic:pic xmlns:pic="http://schemas.openxmlformats.org/drawingml/2006/picture">
+                        <pic:nvPicPr>
+                          <pic:cNvPr id="0" name="Picture 4"/>
+                          <pic:cNvPicPr>
+                            <a:picLocks noChangeAspect="1" noChangeArrowheads="1"/>
+                          </pic:cNvPicPr>
+                        </pic:nvPicPr>
+                        <pic:blipFill>
+                          <a:blip r:embed="rId8" cstate="print">
+                            <a:extLst>
+                              <a:ext uri="{28A0092B-C50C-407E-A947-70E740481C1C}">
+                                <a14:useLocalDpi xmlns:a14="http://schemas.microsoft.com/office/drawing/2010/main" val="0"/>
+                              </a:ext>
+                            </a:extLst>
+                          </a:blip>
+                          <a:srcRect/>
+                          <a:stretch>
+                            <a:fillRect/>
+                          </a:stretch>
+                        </pic:blipFill>
+                        <pic:spPr bwMode="auto">
+                          <a:xfrm>
+                            <a:off x="0" y="0"/>
+                            <a:ext cx="2589803" cy="394284"/>
+                          </a:xfrm>
+                          <a:prstGeom prst="rect">
+                            <a:avLst/>
+                          </a:prstGeom>
+                          <a:noFill/>
+                          <a:ln>
+                            <a:noFill/>
+                          </a:ln>
+                        </pic:spPr>
+                      </pic:pic>
+                    </a:graphicData>
+                  </a:graphic>
+                </wp:inline>
+              </w:drawing>
+            </w:r>
+            <w:r>
+              <w:rPr>
+                <w:rFonts w:ascii="Times New Roman" w:hAnsi="Times New Roman" w:cs="Times New Roman"/>
+                <w:noProof/>
+                <w:sz w:val="24"/>
+                <w:lang w:val="fr-FR"/>
+              </w:rPr>
+              <w:drawing>
+                <wp:inline distT="0" distB="0" distL="0" distR="0" wp14:anchorId="7B966C1A" wp14:editId="54BE228C">
+                  <wp:extent cx="2531745" cy="355397"/>
+                  <wp:effectExtent l="0" t="0" r="1905" b="6985"/>
+                  <wp:docPr id="1280840583" name="Image 6"/>
+                  <wp:cNvGraphicFramePr>
+                    <a:graphicFrameLocks xmlns:a="http://schemas.openxmlformats.org/drawingml/2006/main" noChangeAspect="1"/>
+                  </wp:cNvGraphicFramePr>
+                  <a:graphic xmlns:a="http://schemas.openxmlformats.org/drawingml/2006/main">
+                    <a:graphicData uri="http://schemas.openxmlformats.org/drawingml/2006/picture">
+                      <pic:pic xmlns:pic="http://schemas.openxmlformats.org/drawingml/2006/picture">
+                        <pic:nvPicPr>
+                          <pic:cNvPr id="0" name="Picture 5"/>
+                          <pic:cNvPicPr>
+                            <a:picLocks noChangeAspect="1" noChangeArrowheads="1"/>
+                          </pic:cNvPicPr>
+                        </pic:nvPicPr>
+                        <pic:blipFill>
+                          <a:blip r:embed="rId9" cstate="print">
+                            <a:extLst>
+                              <a:ext uri="{28A0092B-C50C-407E-A947-70E740481C1C}">
+                                <a14:useLocalDpi xmlns:a14="http://schemas.microsoft.com/office/drawing/2010/main" val="0"/>
+                              </a:ext>
+                            </a:extLst>
+                          </a:blip>
+                          <a:srcRect/>
+                          <a:stretch>
+                            <a:fillRect/>
+                          </a:stretch>
+                        </pic:blipFill>
+                        <pic:spPr bwMode="auto">
+                          <a:xfrm>
+                            <a:off x="0" y="0"/>
+                            <a:ext cx="2632397" cy="369526"/>
+                          </a:xfrm>
+                          <a:prstGeom prst="rect">
+                            <a:avLst/>
+                          </a:prstGeom>
+                          <a:noFill/>
+                          <a:ln>
+                            <a:noFill/>
+                          </a:ln>
+                        </pic:spPr>
+                      </pic:pic>
+                    </a:graphicData>
+                  </a:graphic>
+                </wp:inline>
+              </w:drawing>
             </w:r>
           </w:p>
         </w:tc>
@@ -1364,15 +2217,6 @@
                 <w:lang w:val="fr-FR"/>
               </w:rPr>
             </w:pPr>
-            <w:r>
-              <w:t>Fonctionnalite : Liste equipements</w:t>
-              <w:br/>
-              <w:t>AVANT : ~2500 ms</w:t>
-              <w:br/>
-              <w:t>Requetes multiples non optimisees</w:t>
-              <w:br/>
-              <w:t>Pas de JOIN, chargement lazy</w:t>
-            </w:r>
           </w:p>
         </w:tc>
         <w:tc>
@@ -1388,15 +2232,6 @@
                 <w:lang w:val="fr-FR"/>
               </w:rPr>
             </w:pPr>
-            <w:r>
-              <w:t>APRES : ~600 ms</w:t>
-              <w:br/>
-              <w:t>Apres optimisation avec JOIN</w:t>
-              <w:br/>
-              <w:t>et ajout d'index sur les colonnes</w:t>
-              <w:br/>
-              <w:t>Chargement eager optimise</w:t>
-            </w:r>
           </w:p>
         </w:tc>
         <w:tc>
@@ -1412,11 +2247,6 @@
                 <w:lang w:val="fr-FR"/>
               </w:rPr>
             </w:pPr>
-            <w:r>
-              <w:t>Capture Symfony profiler</w:t>
-              <w:br/>
-              <w:t>Timeline + SQL queries panel</w:t>
-            </w:r>
           </w:p>
         </w:tc>
       </w:tr>
@@ -1484,13 +2314,6 @@
                 <w:sz w:val="24"/>
               </w:rPr>
             </w:pPr>
-            <w:r>
-              <w:t>AVANT : ~32-48 MB</w:t>
-              <w:br/>
-              <w:t>(mode dev avec profiler actif</w:t>
-              <w:br/>
-              <w:t>et chargements eager non controles)</w:t>
-            </w:r>
           </w:p>
         </w:tc>
         <w:tc>
@@ -1505,13 +2328,6 @@
                 <w:sz w:val="24"/>
               </w:rPr>
             </w:pPr>
-            <w:r>
-              <w:t>APRES : ~24-32 MB</w:t>
-              <w:br/>
-              <w:t>Apres optimisation des requetes</w:t>
-              <w:br/>
-              <w:t>et reduction chargements inutiles</w:t>
-            </w:r>
           </w:p>
         </w:tc>
         <w:tc>
@@ -1526,19 +2342,14 @@
                 <w:sz w:val="24"/>
               </w:rPr>
             </w:pPr>
-            <w:r>
-              <w:t>Capture Symfony profiler</w:t>
-              <w:br/>
-              <w:t>Memory panel (barre profiler)</w:t>
-            </w:r>
           </w:p>
         </w:tc>
       </w:tr>
     </w:tbl>
     <w:p/>
     <w:sectPr>
-      <w:headerReference w:type="default" r:id="rId8"/>
-      <w:footerReference w:type="default" r:id="rId9"/>
+      <w:headerReference w:type="default" r:id="rId13"/>
+      <w:footerReference w:type="default" r:id="rId14"/>
       <w:pgSz w:w="11906" w:h="16838"/>
       <w:pgMar w:top="1440" w:right="1800" w:bottom="1440" w:left="1800" w:header="851" w:footer="992" w:gutter="0"/>
       <w:cols w:space="425"/>
@@ -2382,7 +3193,6 @@
   <w:style w:type="character" w:default="1" w:styleId="Policepardfaut">
     <w:name w:val="Default Paragraph Font"/>
     <w:uiPriority w:val="1"/>
-    <w:semiHidden/>
     <w:unhideWhenUsed/>
   </w:style>
   <w:style w:type="table" w:default="1" w:styleId="TableauNormal">
